--- a/docs/lista_louvores/Textos_Louvores/ANTÍFONA (01 CC).docx
+++ b/docs/lista_louvores/Textos_Louvores/ANTÍFONA (01 CC).docx
@@ -4,76 +4,44 @@
   <w:body>
     <w:p>
       <w:pPr>
-        <w:spacing w:before="120" w:after="0"/>
-        <w:rPr>
-          <w:rFonts w:eastAsia="Arial" w:cs="Arial"/>
-          <w:color w:val="000000" w:themeColor="text1"/>
-          <w:sz w:val="28"/>
-          <w:szCs w:val="28"/>
-        </w:rPr>
+        <w:pStyle w:val="Ttulo1"/>
       </w:pPr>
       <w:r>
-        <w:rPr>
-          <w:rFonts w:eastAsia="Arial" w:cs="Arial"/>
-          <w:color w:val="000000" w:themeColor="text1"/>
-          <w:sz w:val="28"/>
-          <w:szCs w:val="28"/>
-          <w:u w:val="single"/>
-        </w:rPr>
         <w:t xml:space="preserve">ANTÍFONA </w:t>
       </w:r>
       <w:r>
-        <w:rPr>
-          <w:rFonts w:eastAsia="Arial" w:cs="Arial"/>
-          <w:color w:val="000000" w:themeColor="text1"/>
-          <w:sz w:val="28"/>
-          <w:szCs w:val="28"/>
-          <w:u w:val="single"/>
-        </w:rPr>
         <w:t>(</w:t>
       </w:r>
       <w:r>
-        <w:rPr>
-          <w:rFonts w:eastAsia="Arial" w:cs="Arial"/>
-          <w:color w:val="000000" w:themeColor="text1"/>
-          <w:sz w:val="28"/>
-          <w:szCs w:val="28"/>
-          <w:u w:val="single"/>
-        </w:rPr>
         <w:t>01 CC</w:t>
       </w:r>
       <w:r>
-        <w:rPr>
-          <w:rFonts w:eastAsia="Arial" w:cs="Arial"/>
-          <w:color w:val="000000" w:themeColor="text1"/>
-          <w:sz w:val="28"/>
-          <w:szCs w:val="28"/>
-          <w:u w:val="single"/>
-        </w:rPr>
         <w:t>)</w:t>
       </w:r>
     </w:p>
     <w:p>
       <w:pPr>
-        <w:spacing w:before="120" w:after="0"/>
-        <w:rPr>
-          <w:rFonts w:eastAsia="Arial" w:cs="Arial"/>
+        <w:rPr>
+          <w:rFonts w:ascii="Times New Roman" w:eastAsia="Arial" w:hAnsi="Times New Roman"/>
           <w:color w:val="000000" w:themeColor="text1"/>
         </w:rPr>
       </w:pPr>
       <w:r>
         <w:rPr>
-          <w:rFonts w:eastAsia="Arial" w:cs="Arial"/>
+          <w:rFonts w:ascii="Times New Roman" w:eastAsia="Arial" w:hAnsi="Times New Roman"/>
           <w:color w:val="000000" w:themeColor="text1"/>
         </w:rPr>
         <w:t>A Ti, ó Deus, Fiel e Bom Senhor,</w:t>
       </w:r>
       <w:r>
+        <w:rPr>
+          <w:rFonts w:ascii="Times New Roman" w:hAnsi="Times New Roman"/>
+        </w:rPr>
         <w:br/>
       </w:r>
       <w:r>
         <w:rPr>
-          <w:rFonts w:eastAsia="Arial" w:cs="Arial"/>
+          <w:rFonts w:ascii="Times New Roman" w:eastAsia="Arial" w:hAnsi="Times New Roman"/>
           <w:color w:val="000000" w:themeColor="text1"/>
         </w:rPr>
         <w:t>Eterno Pai, Supremo Benfeitor</w:t>
@@ -81,35 +49,40 @@
     </w:p>
     <w:p>
       <w:pPr>
-        <w:spacing w:after="0"/>
-        <w:rPr>
-          <w:rFonts w:eastAsia="Arial" w:cs="Arial"/>
+        <w:rPr>
+          <w:rFonts w:ascii="Times New Roman" w:eastAsia="Arial" w:hAnsi="Times New Roman"/>
           <w:color w:val="000000" w:themeColor="text1"/>
         </w:rPr>
       </w:pPr>
       <w:r>
         <w:rPr>
-          <w:rFonts w:eastAsia="Arial" w:cs="Arial"/>
+          <w:rFonts w:ascii="Times New Roman" w:eastAsia="Arial" w:hAnsi="Times New Roman"/>
           <w:color w:val="000000" w:themeColor="text1"/>
         </w:rPr>
         <w:t>Nós, os Teus servos,</w:t>
       </w:r>
       <w:r>
+        <w:rPr>
+          <w:rFonts w:ascii="Times New Roman" w:hAnsi="Times New Roman"/>
+        </w:rPr>
         <w:br/>
       </w:r>
       <w:r>
         <w:rPr>
-          <w:rFonts w:eastAsia="Arial" w:cs="Arial"/>
+          <w:rFonts w:ascii="Times New Roman" w:eastAsia="Arial" w:hAnsi="Times New Roman"/>
           <w:color w:val="000000" w:themeColor="text1"/>
         </w:rPr>
         <w:t>Vimos dar louvor</w:t>
       </w:r>
       <w:r>
+        <w:rPr>
+          <w:rFonts w:ascii="Times New Roman" w:hAnsi="Times New Roman"/>
+        </w:rPr>
         <w:br/>
       </w:r>
       <w:r>
         <w:rPr>
-          <w:rFonts w:eastAsia="Arial" w:cs="Arial"/>
+          <w:rFonts w:ascii="Times New Roman" w:eastAsia="Arial" w:hAnsi="Times New Roman"/>
           <w:color w:val="000000" w:themeColor="text1"/>
         </w:rPr>
         <w:t>Aleluia, aleluia!</w:t>
@@ -117,25 +90,27 @@
     </w:p>
     <w:p>
       <w:pPr>
-        <w:spacing w:before="120" w:after="0"/>
-        <w:rPr>
-          <w:rFonts w:eastAsia="Arial" w:cs="Arial"/>
+        <w:rPr>
+          <w:rFonts w:ascii="Times New Roman" w:eastAsia="Arial" w:hAnsi="Times New Roman"/>
           <w:color w:val="000000" w:themeColor="text1"/>
         </w:rPr>
       </w:pPr>
       <w:r>
         <w:rPr>
-          <w:rFonts w:eastAsia="Arial" w:cs="Arial"/>
+          <w:rFonts w:ascii="Times New Roman" w:eastAsia="Arial" w:hAnsi="Times New Roman"/>
           <w:color w:val="000000" w:themeColor="text1"/>
         </w:rPr>
         <w:t>A Ti, Deus Filho, Salvador Jesus,</w:t>
       </w:r>
       <w:r>
+        <w:rPr>
+          <w:rFonts w:ascii="Times New Roman" w:hAnsi="Times New Roman"/>
+        </w:rPr>
         <w:br/>
       </w:r>
       <w:r>
         <w:rPr>
-          <w:rFonts w:eastAsia="Arial" w:cs="Arial"/>
+          <w:rFonts w:ascii="Times New Roman" w:eastAsia="Arial" w:hAnsi="Times New Roman"/>
           <w:color w:val="000000" w:themeColor="text1"/>
         </w:rPr>
         <w:t>Da graça a fonte, Da verdade a luz;</w:t>
@@ -143,25 +118,27 @@
     </w:p>
     <w:p>
       <w:pPr>
-        <w:spacing w:after="0"/>
-        <w:rPr>
-          <w:rFonts w:eastAsia="Arial" w:cs="Arial"/>
+        <w:rPr>
+          <w:rFonts w:ascii="Times New Roman" w:eastAsia="Arial" w:hAnsi="Times New Roman"/>
           <w:color w:val="000000" w:themeColor="text1"/>
         </w:rPr>
       </w:pPr>
       <w:r>
         <w:rPr>
-          <w:rFonts w:eastAsia="Arial" w:cs="Arial"/>
+          <w:rFonts w:ascii="Times New Roman" w:eastAsia="Arial" w:hAnsi="Times New Roman"/>
           <w:color w:val="000000" w:themeColor="text1"/>
         </w:rPr>
         <w:t>Por Teu amor, medido pela cruz</w:t>
       </w:r>
       <w:r>
+        <w:rPr>
+          <w:rFonts w:ascii="Times New Roman" w:hAnsi="Times New Roman"/>
+        </w:rPr>
         <w:br/>
       </w:r>
       <w:r>
         <w:rPr>
-          <w:rFonts w:eastAsia="Arial" w:cs="Arial"/>
+          <w:rFonts w:ascii="Times New Roman" w:eastAsia="Arial" w:hAnsi="Times New Roman"/>
           <w:color w:val="000000" w:themeColor="text1"/>
         </w:rPr>
         <w:t>Aleluia, aleluia!</w:t>
@@ -169,25 +146,27 @@
     </w:p>
     <w:p>
       <w:pPr>
-        <w:spacing w:before="120" w:after="0"/>
-        <w:rPr>
-          <w:rFonts w:eastAsia="Arial" w:cs="Arial"/>
+        <w:rPr>
+          <w:rFonts w:ascii="Times New Roman" w:eastAsia="Arial" w:hAnsi="Times New Roman"/>
           <w:color w:val="000000" w:themeColor="text1"/>
         </w:rPr>
       </w:pPr>
       <w:r>
         <w:rPr>
-          <w:rFonts w:eastAsia="Arial" w:cs="Arial"/>
+          <w:rFonts w:ascii="Times New Roman" w:eastAsia="Arial" w:hAnsi="Times New Roman"/>
           <w:color w:val="000000" w:themeColor="text1"/>
         </w:rPr>
         <w:t>A Ti, ó Deus, Real Consolador,</w:t>
       </w:r>
       <w:r>
+        <w:rPr>
+          <w:rFonts w:ascii="Times New Roman" w:hAnsi="Times New Roman"/>
+        </w:rPr>
         <w:br/>
       </w:r>
       <w:r>
         <w:rPr>
-          <w:rFonts w:eastAsia="Arial" w:cs="Arial"/>
+          <w:rFonts w:ascii="Times New Roman" w:eastAsia="Arial" w:hAnsi="Times New Roman"/>
           <w:color w:val="000000" w:themeColor="text1"/>
         </w:rPr>
         <w:t>Divino fogo santificador</w:t>
@@ -195,35 +174,40 @@
     </w:p>
     <w:p>
       <w:pPr>
-        <w:spacing w:after="0"/>
-        <w:rPr>
-          <w:rFonts w:eastAsia="Arial" w:cs="Arial"/>
+        <w:rPr>
+          <w:rFonts w:ascii="Times New Roman" w:eastAsia="Arial" w:hAnsi="Times New Roman"/>
           <w:color w:val="000000" w:themeColor="text1"/>
         </w:rPr>
       </w:pPr>
       <w:r>
         <w:rPr>
-          <w:rFonts w:eastAsia="Arial" w:cs="Arial"/>
+          <w:rFonts w:ascii="Times New Roman" w:eastAsia="Arial" w:hAnsi="Times New Roman"/>
           <w:color w:val="000000" w:themeColor="text1"/>
         </w:rPr>
         <w:t>Que nos anima</w:t>
       </w:r>
       <w:r>
+        <w:rPr>
+          <w:rFonts w:ascii="Times New Roman" w:hAnsi="Times New Roman"/>
+        </w:rPr>
         <w:br/>
       </w:r>
       <w:r>
         <w:rPr>
-          <w:rFonts w:eastAsia="Arial" w:cs="Arial"/>
+          <w:rFonts w:ascii="Times New Roman" w:eastAsia="Arial" w:hAnsi="Times New Roman"/>
           <w:color w:val="000000" w:themeColor="text1"/>
         </w:rPr>
         <w:t>E nos acende o amor,</w:t>
       </w:r>
       <w:r>
+        <w:rPr>
+          <w:rFonts w:ascii="Times New Roman" w:hAnsi="Times New Roman"/>
+        </w:rPr>
         <w:br/>
       </w:r>
       <w:r>
         <w:rPr>
-          <w:rFonts w:eastAsia="Arial" w:cs="Arial"/>
+          <w:rFonts w:ascii="Times New Roman" w:eastAsia="Arial" w:hAnsi="Times New Roman"/>
           <w:color w:val="000000" w:themeColor="text1"/>
         </w:rPr>
         <w:t>Aleluia, aleluia!</w:t>
@@ -231,45 +215,53 @@
     </w:p>
     <w:p>
       <w:pPr>
-        <w:spacing w:before="120" w:after="0"/>
-        <w:rPr>
-          <w:rFonts w:eastAsia="Arial" w:cs="Arial"/>
+        <w:rPr>
+          <w:rFonts w:ascii="Times New Roman" w:eastAsia="Arial" w:hAnsi="Times New Roman"/>
           <w:color w:val="000000" w:themeColor="text1"/>
         </w:rPr>
       </w:pPr>
       <w:r>
         <w:rPr>
-          <w:rFonts w:eastAsia="Arial" w:cs="Arial"/>
+          <w:rFonts w:ascii="Times New Roman" w:eastAsia="Arial" w:hAnsi="Times New Roman"/>
           <w:color w:val="000000" w:themeColor="text1"/>
         </w:rPr>
         <w:t>A Ti, Deus Trino,</w:t>
       </w:r>
       <w:r>
+        <w:rPr>
+          <w:rFonts w:ascii="Times New Roman" w:hAnsi="Times New Roman"/>
+        </w:rPr>
         <w:br/>
       </w:r>
       <w:r>
         <w:rPr>
-          <w:rFonts w:eastAsia="Arial" w:cs="Arial"/>
+          <w:rFonts w:ascii="Times New Roman" w:eastAsia="Arial" w:hAnsi="Times New Roman"/>
           <w:color w:val="000000" w:themeColor="text1"/>
         </w:rPr>
         <w:t>Poderoso Deus,</w:t>
       </w:r>
       <w:r>
+        <w:rPr>
+          <w:rFonts w:ascii="Times New Roman" w:hAnsi="Times New Roman"/>
+        </w:rPr>
         <w:br/>
       </w:r>
       <w:r>
         <w:rPr>
-          <w:rFonts w:eastAsia="Arial" w:cs="Arial"/>
+          <w:rFonts w:ascii="Times New Roman" w:eastAsia="Arial" w:hAnsi="Times New Roman"/>
           <w:color w:val="000000" w:themeColor="text1"/>
         </w:rPr>
         <w:t>Que estás presente</w:t>
       </w:r>
       <w:r>
+        <w:rPr>
+          <w:rFonts w:ascii="Times New Roman" w:hAnsi="Times New Roman"/>
+        </w:rPr>
         <w:br/>
       </w:r>
       <w:r>
         <w:rPr>
-          <w:rFonts w:eastAsia="Arial" w:cs="Arial"/>
+          <w:rFonts w:ascii="Times New Roman" w:eastAsia="Arial" w:hAnsi="Times New Roman"/>
           <w:color w:val="000000" w:themeColor="text1"/>
         </w:rPr>
         <w:t>Sempre junto aos Teus</w:t>
@@ -277,41 +269,45 @@
     </w:p>
     <w:p>
       <w:pPr>
-        <w:spacing w:before="120" w:after="0"/>
-        <w:rPr>
-          <w:rFonts w:eastAsia="Arial" w:cs="Arial"/>
+        <w:rPr>
+          <w:rFonts w:ascii="Times New Roman" w:eastAsia="Arial" w:hAnsi="Times New Roman"/>
           <w:color w:val="000000" w:themeColor="text1"/>
         </w:rPr>
       </w:pPr>
       <w:r>
         <w:rPr>
-          <w:rFonts w:eastAsia="Arial" w:cs="Arial"/>
+          <w:rFonts w:ascii="Times New Roman" w:eastAsia="Arial" w:hAnsi="Times New Roman"/>
           <w:color w:val="000000" w:themeColor="text1"/>
         </w:rPr>
         <w:t>A ministrar as bençãos</w:t>
       </w:r>
       <w:r>
+        <w:rPr>
+          <w:rFonts w:ascii="Times New Roman" w:hAnsi="Times New Roman"/>
+        </w:rPr>
         <w:br/>
       </w:r>
       <w:r>
         <w:rPr>
-          <w:rFonts w:eastAsia="Arial" w:cs="Arial"/>
+          <w:rFonts w:ascii="Times New Roman" w:eastAsia="Arial" w:hAnsi="Times New Roman"/>
           <w:color w:val="000000" w:themeColor="text1"/>
         </w:rPr>
         <w:t>Lá dos céus,</w:t>
       </w:r>
       <w:r>
+        <w:rPr>
+          <w:rFonts w:ascii="Times New Roman" w:hAnsi="Times New Roman"/>
+        </w:rPr>
         <w:br/>
       </w:r>
       <w:r>
         <w:rPr>
-          <w:rFonts w:eastAsia="Arial" w:cs="Arial"/>
+          <w:rFonts w:ascii="Times New Roman" w:eastAsia="Arial" w:hAnsi="Times New Roman"/>
           <w:color w:val="000000" w:themeColor="text1"/>
         </w:rPr>
         <w:t>Aleluia, aleluia!</w:t>
       </w:r>
     </w:p>
-    <w:p/>
     <w:sectPr>
       <w:pgSz w:w="11906" w:h="16838"/>
       <w:pgMar w:top="1417" w:right="1701" w:bottom="1417" w:left="1701" w:header="708" w:footer="708" w:gutter="0"/>
